--- a/Writing/Artigo ESG/reference.docx
+++ b/Writing/Artigo ESG/reference.docx
@@ -75,6 +75,7 @@
     <w:p>
       <w:pPr>
         <w:pStyle w:val="Heading4"/>
+        <w:jc w:val="both"/>
       </w:pPr>
       <w:bookmarkStart w:id="3" w:name="heading-4"/>
       <w:r>
@@ -85,6 +86,7 @@
     <w:p>
       <w:pPr>
         <w:pStyle w:val="Heading5"/>
+        <w:jc w:val="both"/>
       </w:pPr>
       <w:bookmarkStart w:id="4" w:name="heading-5"/>
       <w:r>
@@ -95,6 +97,7 @@
     <w:p>
       <w:pPr>
         <w:pStyle w:val="Heading6"/>
+        <w:jc w:val="both"/>
       </w:pPr>
       <w:bookmarkStart w:id="5" w:name="heading-6"/>
       <w:r>
@@ -1095,6 +1098,10 @@
     <w:uiPriority w:val="9"/>
     <w:unhideWhenUsed/>
     <w:qFormat/>
+    <w:rsid w:val="003039D8"/>
+    <w:pPr>
+      <w:spacing w:line="240" w:lineRule="auto"/>
+    </w:pPr>
   </w:style>
   <w:style w:type="table" w:customStyle="1" w:styleId="Table">
     <w:name w:val="Table"/>
